--- a/doc/deliverable/Multifocal_GBM_Abstract.docx
+++ b/doc/deliverable/Multifocal_GBM_Abstract.docx
@@ -5,557 +5,335 @@
     <w:p>
       <w:pPr>
         <w:pStyle w:val="NormalWeb"/>
-        <w:rPr>
-          <w:rFonts w:ascii="Arial" w:hAnsi="Arial" w:cs="Arial"/>
-          <w:sz w:val="22"/>
-          <w:szCs w:val="22"/>
-        </w:rPr>
-      </w:pPr>
-      <w:r>
+        <w:jc w:val="both"/>
+        <w:rPr>
+          <w:rFonts w:ascii="Arial" w:hAnsi="Arial" w:cs="Arial"/>
+          <w:sz w:val="20"/>
+          <w:szCs w:val="20"/>
+        </w:rPr>
+      </w:pPr>
+      <w:r>
+        <w:rPr>
+          <w:rStyle w:val="Strong"/>
+          <w:rFonts w:ascii="Arial" w:eastAsiaTheme="majorEastAsia" w:hAnsi="Arial" w:cs="Arial"/>
+          <w:sz w:val="20"/>
+          <w:szCs w:val="20"/>
+        </w:rPr>
+        <w:t>Introduction:</w:t>
+      </w:r>
+      <w:r>
+        <w:rPr>
+          <w:rFonts w:ascii="Arial" w:hAnsi="Arial" w:cs="Arial"/>
+          <w:sz w:val="20"/>
+          <w:szCs w:val="20"/>
+        </w:rPr>
+        <w:br/>
+        <w:t>Multifocal glioblastomas (</w:t>
+      </w:r>
+      <w:proofErr w:type="spellStart"/>
+      <w:r>
+        <w:rPr>
+          <w:rFonts w:ascii="Arial" w:hAnsi="Arial" w:cs="Arial"/>
+          <w:sz w:val="20"/>
+          <w:szCs w:val="20"/>
+        </w:rPr>
+        <w:t>mGBMs</w:t>
+      </w:r>
+      <w:proofErr w:type="spellEnd"/>
+      <w:r>
+        <w:rPr>
+          <w:rFonts w:ascii="Arial" w:hAnsi="Arial" w:cs="Arial"/>
+          <w:sz w:val="20"/>
+          <w:szCs w:val="20"/>
+        </w:rPr>
+        <w:t xml:space="preserve">) present as multiple contrast-enhancing lesions that are either connected through white-matter or vascular tracts or appear as distinct, unconnected foci (multicentric). Clinically, </w:t>
+      </w:r>
+      <w:proofErr w:type="spellStart"/>
+      <w:r>
+        <w:rPr>
+          <w:rFonts w:ascii="Arial" w:hAnsi="Arial" w:cs="Arial"/>
+          <w:sz w:val="20"/>
+          <w:szCs w:val="20"/>
+        </w:rPr>
+        <w:t>mGBM</w:t>
+      </w:r>
+      <w:proofErr w:type="spellEnd"/>
+      <w:r>
+        <w:rPr>
+          <w:rFonts w:ascii="Arial" w:hAnsi="Arial" w:cs="Arial"/>
+          <w:sz w:val="20"/>
+          <w:szCs w:val="20"/>
+        </w:rPr>
+        <w:t xml:space="preserve"> patients </w:t>
+      </w:r>
+      <w:r>
+        <w:rPr>
+          <w:rFonts w:ascii="Arial" w:hAnsi="Arial" w:cs="Arial"/>
+          <w:sz w:val="20"/>
+          <w:szCs w:val="20"/>
+        </w:rPr>
+        <w:t>have</w:t>
+      </w:r>
+      <w:r>
+        <w:rPr>
+          <w:rFonts w:ascii="Arial" w:hAnsi="Arial" w:cs="Arial"/>
+          <w:sz w:val="20"/>
+          <w:szCs w:val="20"/>
+        </w:rPr>
+        <w:t xml:space="preserve"> shorter survival and more limited surgical options than those with unifocal GBM (</w:t>
+      </w:r>
+      <w:proofErr w:type="spellStart"/>
+      <w:r>
+        <w:rPr>
+          <w:rFonts w:ascii="Arial" w:hAnsi="Arial" w:cs="Arial"/>
+          <w:sz w:val="20"/>
+          <w:szCs w:val="20"/>
+        </w:rPr>
+        <w:t>uGBM</w:t>
+      </w:r>
+      <w:proofErr w:type="spellEnd"/>
+      <w:r>
+        <w:rPr>
+          <w:rFonts w:ascii="Arial" w:hAnsi="Arial" w:cs="Arial"/>
+          <w:sz w:val="20"/>
+          <w:szCs w:val="20"/>
+        </w:rPr>
+        <w:t xml:space="preserve">). MRI, particularly contrast-enhanced T1-weighted and T2-FLAIR sequences, remains the </w:t>
+      </w:r>
+      <w:r>
+        <w:rPr>
+          <w:rFonts w:ascii="Arial" w:hAnsi="Arial" w:cs="Arial"/>
+          <w:sz w:val="20"/>
+          <w:szCs w:val="20"/>
+        </w:rPr>
+        <w:t>primary method</w:t>
+      </w:r>
+      <w:r>
+        <w:rPr>
+          <w:rFonts w:ascii="Arial" w:hAnsi="Arial" w:cs="Arial"/>
+          <w:sz w:val="20"/>
+          <w:szCs w:val="20"/>
+        </w:rPr>
+        <w:t xml:space="preserve"> for detecting these lesions. However, emerging evidence suggests that some radiologically unifocal GBMs harbor microscopic secondary foci that later merge or become apparent on follow-up imaging, indicating that many </w:t>
+      </w:r>
+      <w:proofErr w:type="spellStart"/>
+      <w:r>
+        <w:rPr>
+          <w:rFonts w:ascii="Arial" w:hAnsi="Arial" w:cs="Arial"/>
+          <w:sz w:val="20"/>
+          <w:szCs w:val="20"/>
+        </w:rPr>
+        <w:t>mGBMs</w:t>
+      </w:r>
+      <w:proofErr w:type="spellEnd"/>
+      <w:r>
+        <w:rPr>
+          <w:rFonts w:ascii="Arial" w:hAnsi="Arial" w:cs="Arial"/>
+          <w:sz w:val="20"/>
+          <w:szCs w:val="20"/>
+        </w:rPr>
+        <w:t xml:space="preserve"> evolve clonally from an initially unifocal tumor.</w:t>
+      </w:r>
+    </w:p>
+    <w:p>
+      <w:pPr>
+        <w:pStyle w:val="NormalWeb"/>
+        <w:spacing w:before="0" w:beforeAutospacing="0" w:after="0" w:afterAutospacing="0"/>
+        <w:rPr>
+          <w:rFonts w:ascii="Arial" w:hAnsi="Arial" w:cs="Arial"/>
+          <w:sz w:val="20"/>
+          <w:szCs w:val="20"/>
+        </w:rPr>
+      </w:pPr>
+      <w:r>
+        <w:rPr>
+          <w:rStyle w:val="Strong"/>
+          <w:rFonts w:ascii="Arial" w:eastAsiaTheme="majorEastAsia" w:hAnsi="Arial" w:cs="Arial"/>
+          <w:sz w:val="20"/>
+          <w:szCs w:val="20"/>
+        </w:rPr>
+        <w:t>Methods:</w:t>
+      </w:r>
+      <w:r>
+        <w:rPr>
+          <w:rFonts w:ascii="Arial" w:hAnsi="Arial" w:cs="Arial"/>
+          <w:sz w:val="20"/>
+          <w:szCs w:val="20"/>
+        </w:rPr>
+        <w:br/>
+        <w:t xml:space="preserve">We developed a deep-learning framework to identify imaging biomarkers predictive of multifocal recurrence. A 3D </w:t>
+      </w:r>
+      <w:proofErr w:type="spellStart"/>
+      <w:r>
+        <w:rPr>
+          <w:rFonts w:ascii="Arial" w:hAnsi="Arial" w:cs="Arial"/>
+          <w:sz w:val="20"/>
+          <w:szCs w:val="20"/>
+        </w:rPr>
+        <w:t>nnU</w:t>
+      </w:r>
+      <w:proofErr w:type="spellEnd"/>
+      <w:r>
+        <w:rPr>
+          <w:rFonts w:ascii="Arial" w:hAnsi="Arial" w:cs="Arial"/>
+          <w:sz w:val="20"/>
+          <w:szCs w:val="20"/>
+        </w:rPr>
+        <w:t xml:space="preserve">-Net segmentation model was first trained on the curated unifocal GBM cohort from the multi-institutional </w:t>
+      </w:r>
+      <w:proofErr w:type="spellStart"/>
+      <w:r>
+        <w:rPr>
+          <w:rFonts w:ascii="Arial" w:hAnsi="Arial" w:cs="Arial"/>
+          <w:sz w:val="20"/>
+          <w:szCs w:val="20"/>
+        </w:rPr>
+        <w:t>BraTS</w:t>
+      </w:r>
+      <w:proofErr w:type="spellEnd"/>
+      <w:r>
+        <w:rPr>
+          <w:rFonts w:ascii="Arial" w:hAnsi="Arial" w:cs="Arial"/>
+          <w:sz w:val="20"/>
+          <w:szCs w:val="20"/>
+        </w:rPr>
+        <w:t xml:space="preserve"> 2017 dataset and then fine-tuned on Johns Hopkins Hospital (JHH) data containing both unifocal and multifocal GBMs. Using learned feature representations from the </w:t>
+      </w:r>
+      <w:proofErr w:type="spellStart"/>
+      <w:r>
+        <w:rPr>
+          <w:rFonts w:ascii="Arial" w:hAnsi="Arial" w:cs="Arial"/>
+          <w:sz w:val="20"/>
+          <w:szCs w:val="20"/>
+        </w:rPr>
+        <w:t>nnU</w:t>
+      </w:r>
+      <w:proofErr w:type="spellEnd"/>
+      <w:r>
+        <w:rPr>
+          <w:rFonts w:ascii="Arial" w:hAnsi="Arial" w:cs="Arial"/>
+          <w:sz w:val="20"/>
+          <w:szCs w:val="20"/>
+        </w:rPr>
+        <w:t xml:space="preserve">-Net encoder, a downstream classifier was trained to predict whether a unifocal GBM at diagnosis would recur as unifocal or multifocal. Model interpretability was assessed by visualizing the </w:t>
+      </w:r>
+      <w:proofErr w:type="spellStart"/>
+      <w:r>
+        <w:rPr>
+          <w:rFonts w:ascii="Arial" w:hAnsi="Arial" w:cs="Arial"/>
+          <w:sz w:val="20"/>
+          <w:szCs w:val="20"/>
+        </w:rPr>
+        <w:t>nnU</w:t>
+      </w:r>
+      <w:proofErr w:type="spellEnd"/>
+      <w:r>
+        <w:rPr>
+          <w:rFonts w:ascii="Arial" w:hAnsi="Arial" w:cs="Arial"/>
+          <w:sz w:val="20"/>
+          <w:szCs w:val="20"/>
+        </w:rPr>
+        <w:t>-Net feature kernels most influential for recurrence prediction.</w:t>
+      </w:r>
+    </w:p>
+    <w:p>
+      <w:pPr>
+        <w:pStyle w:val="NormalWeb"/>
+        <w:spacing w:before="0" w:beforeAutospacing="0" w:after="0" w:afterAutospacing="0"/>
         <w:rPr>
           <w:rStyle w:val="Strong"/>
           <w:rFonts w:ascii="Arial" w:eastAsiaTheme="majorEastAsia" w:hAnsi="Arial" w:cs="Arial"/>
           <w:sz w:val="22"/>
           <w:szCs w:val="22"/>
         </w:rPr>
-        <w:t>Background</w:t>
-      </w:r>
-      <w:r>
-        <w:rPr>
-          <w:rFonts w:ascii="Arial" w:hAnsi="Arial" w:cs="Arial"/>
-          <w:sz w:val="22"/>
-          <w:szCs w:val="22"/>
-        </w:rPr>
-        <w:br/>
-        <w:t xml:space="preserve">Glioblastoma (GBM) is the most common malignant primary tumor of the adult central nervous system, </w:t>
-      </w:r>
-      <w:r>
-        <w:rPr>
-          <w:rFonts w:ascii="Arial" w:hAnsi="Arial" w:cs="Arial"/>
-          <w:sz w:val="22"/>
-          <w:szCs w:val="22"/>
-        </w:rPr>
-        <w:t xml:space="preserve">and </w:t>
-      </w:r>
-      <w:r>
-        <w:rPr>
-          <w:rFonts w:ascii="Arial" w:hAnsi="Arial" w:cs="Arial"/>
-          <w:sz w:val="22"/>
-          <w:szCs w:val="22"/>
-        </w:rPr>
-        <w:t>despite aggressive multimodal therap</w:t>
-      </w:r>
-      <w:r>
-        <w:rPr>
-          <w:rFonts w:ascii="Arial" w:hAnsi="Arial" w:cs="Arial"/>
-          <w:sz w:val="22"/>
-          <w:szCs w:val="22"/>
-        </w:rPr>
-        <w:t>ies</w:t>
-      </w:r>
-      <w:r>
-        <w:rPr>
-          <w:rFonts w:ascii="Arial" w:hAnsi="Arial" w:cs="Arial"/>
-          <w:sz w:val="22"/>
-          <w:szCs w:val="22"/>
-        </w:rPr>
-        <w:t xml:space="preserve">, </w:t>
-      </w:r>
-      <w:r>
-        <w:rPr>
-          <w:rFonts w:ascii="Arial" w:hAnsi="Arial" w:cs="Arial"/>
-          <w:sz w:val="22"/>
-          <w:szCs w:val="22"/>
-        </w:rPr>
-        <w:t>with a median age at diagnosis of approximately 65 years</w:t>
-      </w:r>
-      <w:r>
-        <w:rPr>
-          <w:rFonts w:ascii="Arial" w:hAnsi="Arial" w:cs="Arial"/>
-          <w:sz w:val="22"/>
-          <w:szCs w:val="22"/>
-        </w:rPr>
-        <w:t>, the</w:t>
-      </w:r>
-      <w:r>
-        <w:rPr>
-          <w:rFonts w:ascii="Arial" w:hAnsi="Arial" w:cs="Arial"/>
-          <w:sz w:val="22"/>
-          <w:szCs w:val="22"/>
-        </w:rPr>
-        <w:t xml:space="preserve"> median overall survival (OS) </w:t>
-      </w:r>
-      <w:r>
-        <w:rPr>
-          <w:rFonts w:ascii="Arial" w:hAnsi="Arial" w:cs="Arial"/>
-          <w:sz w:val="22"/>
-          <w:szCs w:val="22"/>
-        </w:rPr>
-        <w:t xml:space="preserve">is </w:t>
-      </w:r>
-      <w:r>
-        <w:rPr>
-          <w:rFonts w:ascii="Arial" w:hAnsi="Arial" w:cs="Arial"/>
-          <w:sz w:val="22"/>
-          <w:szCs w:val="22"/>
-        </w:rPr>
-        <w:t>14.6–16.7 months [1, 2]. Most GBMs present as solitary (unifocal) lesions; however, up to 2–35 % [3]</w:t>
-      </w:r>
-      <w:r>
-        <w:rPr>
-          <w:rFonts w:ascii="Arial" w:hAnsi="Arial" w:cs="Arial"/>
-          <w:sz w:val="22"/>
-          <w:szCs w:val="22"/>
-        </w:rPr>
-        <w:t>,</w:t>
-      </w:r>
-      <w:r>
-        <w:rPr>
-          <w:rFonts w:ascii="Arial" w:hAnsi="Arial" w:cs="Arial"/>
-          <w:sz w:val="22"/>
-          <w:szCs w:val="22"/>
-        </w:rPr>
-        <w:t xml:space="preserve"> exhibit multifocal or multicentric</w:t>
-      </w:r>
-      <w:r>
-        <w:rPr>
-          <w:rFonts w:ascii="Arial" w:hAnsi="Arial" w:cs="Arial"/>
-          <w:sz w:val="22"/>
-          <w:szCs w:val="22"/>
-        </w:rPr>
-        <w:t xml:space="preserve"> </w:t>
-      </w:r>
-      <w:r>
-        <w:rPr>
-          <w:rFonts w:ascii="Arial" w:hAnsi="Arial" w:cs="Arial"/>
-          <w:sz w:val="22"/>
-          <w:szCs w:val="22"/>
-        </w:rPr>
-        <w:t>dissemination (</w:t>
-      </w:r>
-      <w:proofErr w:type="spellStart"/>
-      <w:r>
-        <w:rPr>
-          <w:rFonts w:ascii="Arial" w:hAnsi="Arial" w:cs="Arial"/>
-          <w:sz w:val="22"/>
-          <w:szCs w:val="22"/>
-        </w:rPr>
-        <w:t>mGBM</w:t>
-      </w:r>
-      <w:proofErr w:type="spellEnd"/>
-      <w:r>
-        <w:rPr>
-          <w:rFonts w:ascii="Arial" w:hAnsi="Arial" w:cs="Arial"/>
-          <w:sz w:val="22"/>
-          <w:szCs w:val="22"/>
-        </w:rPr>
-        <w:t xml:space="preserve">). </w:t>
-      </w:r>
-      <w:r>
-        <w:rPr>
-          <w:rStyle w:val="Emphasis"/>
-          <w:rFonts w:ascii="Arial" w:eastAsiaTheme="majorEastAsia" w:hAnsi="Arial" w:cs="Arial"/>
-          <w:i w:val="0"/>
-          <w:iCs w:val="0"/>
-          <w:sz w:val="22"/>
-          <w:szCs w:val="22"/>
-        </w:rPr>
-        <w:t>Multifocal</w:t>
-      </w:r>
-      <w:r>
-        <w:rPr>
-          <w:rFonts w:ascii="Arial" w:hAnsi="Arial" w:cs="Arial"/>
-          <w:sz w:val="22"/>
-          <w:szCs w:val="22"/>
-        </w:rPr>
-        <w:t xml:space="preserve"> GBMs are characterized by multiple contrast-enhancing foci connected by white-matter or vascular pathways, whereas </w:t>
-      </w:r>
-      <w:r>
-        <w:rPr>
-          <w:rStyle w:val="Emphasis"/>
-          <w:rFonts w:ascii="Arial" w:eastAsiaTheme="majorEastAsia" w:hAnsi="Arial" w:cs="Arial"/>
-          <w:i w:val="0"/>
-          <w:iCs w:val="0"/>
-          <w:sz w:val="22"/>
-          <w:szCs w:val="22"/>
-        </w:rPr>
-        <w:t>multicentric</w:t>
-      </w:r>
-      <w:r>
-        <w:rPr>
-          <w:rFonts w:ascii="Arial" w:hAnsi="Arial" w:cs="Arial"/>
-          <w:sz w:val="22"/>
-          <w:szCs w:val="22"/>
-        </w:rPr>
-        <w:t xml:space="preserve"> GBMs consist of spatially distinct, unconnected lesions. Clinically, patients with </w:t>
-      </w:r>
-      <w:proofErr w:type="spellStart"/>
-      <w:r>
-        <w:rPr>
-          <w:rFonts w:ascii="Arial" w:hAnsi="Arial" w:cs="Arial"/>
-          <w:sz w:val="22"/>
-          <w:szCs w:val="22"/>
-        </w:rPr>
-        <w:t>mGBM</w:t>
-      </w:r>
-      <w:proofErr w:type="spellEnd"/>
-      <w:r>
-        <w:rPr>
-          <w:rFonts w:ascii="Arial" w:hAnsi="Arial" w:cs="Arial"/>
-          <w:sz w:val="22"/>
-          <w:szCs w:val="22"/>
-        </w:rPr>
-        <w:t xml:space="preserve"> experience shorter survival and reduced surgical options compared with those with unifocal GBM (</w:t>
-      </w:r>
-      <w:proofErr w:type="spellStart"/>
-      <w:r>
-        <w:rPr>
-          <w:rFonts w:ascii="Arial" w:hAnsi="Arial" w:cs="Arial"/>
-          <w:sz w:val="22"/>
-          <w:szCs w:val="22"/>
-        </w:rPr>
-        <w:t>uGBM</w:t>
-      </w:r>
-      <w:proofErr w:type="spellEnd"/>
-      <w:r>
-        <w:rPr>
-          <w:rFonts w:ascii="Arial" w:hAnsi="Arial" w:cs="Arial"/>
-          <w:sz w:val="22"/>
-          <w:szCs w:val="22"/>
-        </w:rPr>
-        <w:t>).</w:t>
-      </w:r>
-      <w:r>
-        <w:rPr>
-          <w:rFonts w:ascii="Arial" w:hAnsi="Arial" w:cs="Arial"/>
-          <w:sz w:val="22"/>
-          <w:szCs w:val="22"/>
-        </w:rPr>
-        <w:t xml:space="preserve"> </w:t>
-      </w:r>
-      <w:r>
-        <w:rPr>
-          <w:rFonts w:ascii="Arial" w:hAnsi="Arial" w:cs="Arial"/>
-          <w:sz w:val="22"/>
-          <w:szCs w:val="22"/>
-        </w:rPr>
-        <w:t>MRI</w:t>
-      </w:r>
-      <w:r>
-        <w:rPr>
-          <w:rFonts w:ascii="Arial" w:hAnsi="Arial" w:cs="Arial"/>
-          <w:sz w:val="22"/>
-          <w:szCs w:val="22"/>
-        </w:rPr>
-        <w:t>-</w:t>
-      </w:r>
-      <w:r>
-        <w:rPr>
-          <w:rFonts w:ascii="Arial" w:hAnsi="Arial" w:cs="Arial"/>
-          <w:sz w:val="22"/>
-          <w:szCs w:val="22"/>
-        </w:rPr>
-        <w:t>particularly contrast-enhanced T1-weighted and T2-FLAIR sequences</w:t>
-      </w:r>
-      <w:r>
-        <w:rPr>
-          <w:rFonts w:ascii="Arial" w:hAnsi="Arial" w:cs="Arial"/>
-          <w:sz w:val="22"/>
-          <w:szCs w:val="22"/>
-        </w:rPr>
-        <w:t xml:space="preserve">, </w:t>
-      </w:r>
-      <w:r>
-        <w:rPr>
-          <w:rFonts w:ascii="Arial" w:hAnsi="Arial" w:cs="Arial"/>
-          <w:sz w:val="22"/>
-          <w:szCs w:val="22"/>
-        </w:rPr>
-        <w:t xml:space="preserve">remains the primary modality for </w:t>
-      </w:r>
-      <w:proofErr w:type="spellStart"/>
-      <w:r>
-        <w:rPr>
-          <w:rFonts w:ascii="Arial" w:hAnsi="Arial" w:cs="Arial"/>
-          <w:sz w:val="22"/>
-          <w:szCs w:val="22"/>
-        </w:rPr>
-        <w:t>mGBM</w:t>
-      </w:r>
-      <w:proofErr w:type="spellEnd"/>
-      <w:r>
-        <w:rPr>
-          <w:rFonts w:ascii="Arial" w:hAnsi="Arial" w:cs="Arial"/>
-          <w:sz w:val="22"/>
-          <w:szCs w:val="22"/>
-        </w:rPr>
-        <w:t xml:space="preserve"> detection. Imaging and histopathologic studies reveal that radiologically unifocal GBMs may harbor microscopic secondary foci that later coalesce or become visible on follow-up imaging [6]. These observations suggest that </w:t>
-      </w:r>
-      <w:proofErr w:type="spellStart"/>
-      <w:r>
-        <w:rPr>
-          <w:rFonts w:ascii="Arial" w:hAnsi="Arial" w:cs="Arial"/>
-          <w:sz w:val="22"/>
-          <w:szCs w:val="22"/>
-        </w:rPr>
-        <w:t>mGBMs</w:t>
-      </w:r>
-      <w:proofErr w:type="spellEnd"/>
-      <w:r>
-        <w:rPr>
-          <w:rFonts w:ascii="Arial" w:hAnsi="Arial" w:cs="Arial"/>
-          <w:sz w:val="22"/>
-          <w:szCs w:val="22"/>
-        </w:rPr>
-        <w:t xml:space="preserve"> often evolve from early unifocal stages through </w:t>
-      </w:r>
+      </w:pPr>
+    </w:p>
+    <w:p>
+      <w:pPr>
+        <w:pStyle w:val="NormalWeb"/>
+        <w:spacing w:before="0" w:beforeAutospacing="0" w:after="0" w:afterAutospacing="0"/>
+        <w:rPr>
+          <w:rFonts w:ascii="Arial" w:hAnsi="Arial" w:cs="Arial"/>
+          <w:sz w:val="20"/>
+          <w:szCs w:val="20"/>
+        </w:rPr>
+      </w:pPr>
       <w:r>
         <w:rPr>
           <w:rStyle w:val="Strong"/>
           <w:rFonts w:ascii="Arial" w:eastAsiaTheme="majorEastAsia" w:hAnsi="Arial" w:cs="Arial"/>
-          <w:b w:val="0"/>
-          <w:bCs w:val="0"/>
-          <w:sz w:val="22"/>
-          <w:szCs w:val="22"/>
-        </w:rPr>
-        <w:t>clonal migration and spatial diversification</w:t>
-      </w:r>
-      <w:r>
-        <w:rPr>
-          <w:rFonts w:ascii="Arial" w:hAnsi="Arial" w:cs="Arial"/>
-          <w:sz w:val="22"/>
-          <w:szCs w:val="22"/>
-        </w:rPr>
-        <w:t>, rather than arising as independent lesions.</w:t>
-      </w:r>
-      <w:r>
-        <w:rPr>
-          <w:rFonts w:ascii="Arial" w:hAnsi="Arial" w:cs="Arial"/>
-          <w:sz w:val="22"/>
-          <w:szCs w:val="22"/>
+          <w:sz w:val="20"/>
+          <w:szCs w:val="20"/>
+        </w:rPr>
+        <w:t>Results:</w:t>
+      </w:r>
+      <w:r>
+        <w:rPr>
+          <w:rFonts w:ascii="Arial" w:hAnsi="Arial" w:cs="Arial"/>
+          <w:sz w:val="20"/>
+          <w:szCs w:val="20"/>
         </w:rPr>
         <w:br/>
-        <w:t xml:space="preserve">Although prior machine-learning (ML) studies have stratified GBM patients using radiomic and prognostic features, </w:t>
-      </w:r>
-      <w:r>
-        <w:rPr>
-          <w:rStyle w:val="Strong"/>
-          <w:rFonts w:ascii="Arial" w:eastAsiaTheme="majorEastAsia" w:hAnsi="Arial" w:cs="Arial"/>
-          <w:b w:val="0"/>
-          <w:bCs w:val="0"/>
-          <w:sz w:val="22"/>
-          <w:szCs w:val="22"/>
-        </w:rPr>
-        <w:t xml:space="preserve">no published AI/ML approaches have focused on predicting or detecting </w:t>
-      </w:r>
-      <w:proofErr w:type="spellStart"/>
-      <w:r>
-        <w:rPr>
-          <w:rStyle w:val="Strong"/>
-          <w:rFonts w:ascii="Arial" w:eastAsiaTheme="majorEastAsia" w:hAnsi="Arial" w:cs="Arial"/>
-          <w:b w:val="0"/>
-          <w:bCs w:val="0"/>
-          <w:sz w:val="22"/>
-          <w:szCs w:val="22"/>
-        </w:rPr>
-        <w:t>mGBM</w:t>
-      </w:r>
-      <w:proofErr w:type="spellEnd"/>
-      <w:r>
-        <w:rPr>
-          <w:rFonts w:ascii="Arial" w:hAnsi="Arial" w:cs="Arial"/>
-          <w:sz w:val="22"/>
-          <w:szCs w:val="22"/>
-        </w:rPr>
-        <w:t xml:space="preserve"> based on its correlation with imaging phenotypes. Early identification of </w:t>
-      </w:r>
-      <w:proofErr w:type="spellStart"/>
-      <w:r>
-        <w:rPr>
-          <w:rFonts w:ascii="Arial" w:hAnsi="Arial" w:cs="Arial"/>
-          <w:sz w:val="22"/>
-          <w:szCs w:val="22"/>
-        </w:rPr>
-        <w:t>mGBM</w:t>
-      </w:r>
-      <w:proofErr w:type="spellEnd"/>
-      <w:r>
-        <w:rPr>
-          <w:rFonts w:ascii="Arial" w:hAnsi="Arial" w:cs="Arial"/>
-          <w:sz w:val="22"/>
-          <w:szCs w:val="22"/>
-        </w:rPr>
-        <w:t xml:space="preserve"> could enhance clinical decision-making, treatment planning, and surveillance strategies.</w:t>
+        <w:t xml:space="preserve">Preliminary analysis indicates that the model captures texture and intensity patterns characteristic of multifocal morphology, with discriminative features localized </w:t>
+      </w:r>
+      <w:proofErr w:type="gramStart"/>
+      <w:r>
+        <w:rPr>
+          <w:rFonts w:ascii="Arial" w:hAnsi="Arial" w:cs="Arial"/>
+          <w:sz w:val="20"/>
+          <w:szCs w:val="20"/>
+        </w:rPr>
+        <w:t xml:space="preserve">to </w:t>
+      </w:r>
+      <w:r>
+        <w:rPr>
+          <w:rFonts w:ascii="Arial" w:hAnsi="Arial" w:cs="Arial"/>
+          <w:sz w:val="20"/>
+          <w:szCs w:val="20"/>
+        </w:rPr>
+        <w:t>?</w:t>
+      </w:r>
+      <w:proofErr w:type="gramEnd"/>
+      <w:r>
+        <w:rPr>
+          <w:rFonts w:ascii="Arial" w:hAnsi="Arial" w:cs="Arial"/>
+          <w:sz w:val="20"/>
+          <w:szCs w:val="20"/>
+        </w:rPr>
+        <w:t>. These learned features correspond to regions implicated in early clonal migration and spatial diversification.</w:t>
       </w:r>
     </w:p>
     <w:p>
       <w:pPr>
         <w:pStyle w:val="NormalWeb"/>
-      </w:pPr>
-      <w:r>
+        <w:spacing w:before="0" w:beforeAutospacing="0" w:after="0" w:afterAutospacing="0"/>
         <w:rPr>
           <w:rStyle w:val="Strong"/>
           <w:rFonts w:ascii="Arial" w:eastAsiaTheme="majorEastAsia" w:hAnsi="Arial" w:cs="Arial"/>
           <w:sz w:val="22"/>
           <w:szCs w:val="22"/>
         </w:rPr>
-        <w:t>Methods</w:t>
-      </w:r>
-      <w:r>
-        <w:rPr>
-          <w:rFonts w:ascii="Arial" w:hAnsi="Arial" w:cs="Arial"/>
-          <w:sz w:val="22"/>
-          <w:szCs w:val="22"/>
-        </w:rPr>
-        <w:br/>
-        <w:t>We trained a deep-learning segmentation model (</w:t>
-      </w:r>
-      <w:proofErr w:type="spellStart"/>
-      <w:r>
-        <w:rPr>
-          <w:rFonts w:ascii="Arial" w:hAnsi="Arial" w:cs="Arial"/>
-          <w:sz w:val="22"/>
-          <w:szCs w:val="22"/>
-        </w:rPr>
-        <w:t>nnU</w:t>
-      </w:r>
-      <w:proofErr w:type="spellEnd"/>
-      <w:r>
-        <w:rPr>
-          <w:rFonts w:ascii="Arial" w:hAnsi="Arial" w:cs="Arial"/>
-          <w:sz w:val="22"/>
-          <w:szCs w:val="22"/>
-        </w:rPr>
-        <w:t xml:space="preserve">-Net) using the curated unifocal GBM data from the multi-institutional </w:t>
-      </w:r>
-      <w:proofErr w:type="spellStart"/>
-      <w:r>
-        <w:rPr>
-          <w:rFonts w:ascii="Arial" w:hAnsi="Arial" w:cs="Arial"/>
-          <w:sz w:val="22"/>
-          <w:szCs w:val="22"/>
-        </w:rPr>
-        <w:t>BraTS</w:t>
-      </w:r>
-      <w:proofErr w:type="spellEnd"/>
-      <w:r>
-        <w:rPr>
-          <w:rFonts w:ascii="Arial" w:hAnsi="Arial" w:cs="Arial"/>
-          <w:sz w:val="22"/>
-          <w:szCs w:val="22"/>
-        </w:rPr>
-        <w:t xml:space="preserve"> 2017 </w:t>
-      </w:r>
-      <w:proofErr w:type="gramStart"/>
-      <w:r>
-        <w:rPr>
-          <w:rFonts w:ascii="Arial" w:hAnsi="Arial" w:cs="Arial"/>
-          <w:sz w:val="22"/>
-          <w:szCs w:val="22"/>
-        </w:rPr>
-        <w:t>dataset, and</w:t>
-      </w:r>
-      <w:proofErr w:type="gramEnd"/>
-      <w:r>
-        <w:rPr>
-          <w:rFonts w:ascii="Arial" w:hAnsi="Arial" w:cs="Arial"/>
-          <w:sz w:val="22"/>
-          <w:szCs w:val="22"/>
-        </w:rPr>
-        <w:t xml:space="preserve"> fine-tuned it on Johns Hopkins Hospital (JHH) data containing both unifocal and multifocal GBMs. Using the learned </w:t>
-      </w:r>
-      <w:proofErr w:type="spellStart"/>
-      <w:r>
-        <w:rPr>
-          <w:rFonts w:ascii="Arial" w:hAnsi="Arial" w:cs="Arial"/>
-          <w:sz w:val="22"/>
-          <w:szCs w:val="22"/>
-        </w:rPr>
-        <w:t>nnU</w:t>
-      </w:r>
-      <w:proofErr w:type="spellEnd"/>
-      <w:r>
-        <w:rPr>
-          <w:rFonts w:ascii="Arial" w:hAnsi="Arial" w:cs="Arial"/>
-          <w:sz w:val="22"/>
-          <w:szCs w:val="22"/>
-        </w:rPr>
-        <w:t>-Net feature representations, we then trained a classifier on JHH unifocal GBMs with known clinical recurrenc</w:t>
-      </w:r>
-      <w:r>
-        <w:rPr>
-          <w:rFonts w:ascii="Arial" w:hAnsi="Arial" w:cs="Arial"/>
-          <w:sz w:val="22"/>
-          <w:szCs w:val="22"/>
-        </w:rPr>
-        <w:t xml:space="preserve">e, </w:t>
-      </w:r>
-      <w:r>
-        <w:rPr>
-          <w:rFonts w:ascii="Arial" w:hAnsi="Arial" w:cs="Arial"/>
-          <w:sz w:val="22"/>
-          <w:szCs w:val="22"/>
-        </w:rPr>
-        <w:t>balanced between unifocal and multifocal outcomes</w:t>
-      </w:r>
-      <w:r>
-        <w:rPr>
-          <w:rFonts w:ascii="Arial" w:hAnsi="Arial" w:cs="Arial"/>
-          <w:sz w:val="22"/>
-          <w:szCs w:val="22"/>
-        </w:rPr>
-        <w:t>,</w:t>
-      </w:r>
-      <w:r>
-        <w:rPr>
-          <w:rFonts w:ascii="Arial" w:hAnsi="Arial" w:cs="Arial"/>
-          <w:sz w:val="22"/>
-          <w:szCs w:val="22"/>
-        </w:rPr>
-        <w:t xml:space="preserve"> </w:t>
-      </w:r>
-      <w:r>
-        <w:rPr>
-          <w:rFonts w:ascii="Arial" w:hAnsi="Arial" w:cs="Arial"/>
-          <w:sz w:val="22"/>
-          <w:szCs w:val="22"/>
-        </w:rPr>
-        <w:t xml:space="preserve">to predict whether a unifocal GBM would recur as unifocal or multifocal (binary outcome). Finally, we identified and visualized the </w:t>
-      </w:r>
-      <w:proofErr w:type="spellStart"/>
-      <w:r>
+      </w:pPr>
+    </w:p>
+    <w:p>
+      <w:pPr>
+        <w:pStyle w:val="NormalWeb"/>
+        <w:spacing w:before="0" w:beforeAutospacing="0" w:after="0" w:afterAutospacing="0"/>
         <w:rPr>
           <w:rStyle w:val="Strong"/>
           <w:rFonts w:ascii="Arial" w:eastAsiaTheme="majorEastAsia" w:hAnsi="Arial" w:cs="Arial"/>
-          <w:b w:val="0"/>
-          <w:bCs w:val="0"/>
-          <w:sz w:val="22"/>
-          <w:szCs w:val="22"/>
-        </w:rPr>
-        <w:t>nnU</w:t>
-      </w:r>
-      <w:proofErr w:type="spellEnd"/>
+          <w:sz w:val="20"/>
+          <w:szCs w:val="20"/>
+        </w:rPr>
+      </w:pPr>
       <w:r>
         <w:rPr>
           <w:rStyle w:val="Strong"/>
           <w:rFonts w:ascii="Arial" w:eastAsiaTheme="majorEastAsia" w:hAnsi="Arial" w:cs="Arial"/>
-          <w:b w:val="0"/>
-          <w:bCs w:val="0"/>
-          <w:sz w:val="22"/>
-          <w:szCs w:val="22"/>
-        </w:rPr>
-        <w:t>-Net feature kernels most influential</w:t>
-      </w:r>
-      <w:r>
-        <w:rPr>
-          <w:rFonts w:ascii="Arial" w:hAnsi="Arial" w:cs="Arial"/>
-          <w:sz w:val="22"/>
-          <w:szCs w:val="22"/>
-        </w:rPr>
-        <w:t xml:space="preserve"> to the classifier’s ability to distinguish recurrence patterns</w:t>
-      </w:r>
-      <w:r>
-        <w:t>.</w:t>
+          <w:sz w:val="20"/>
+          <w:szCs w:val="20"/>
+        </w:rPr>
+        <w:t>Conclusion</w:t>
       </w:r>
     </w:p>
     <w:p>
@@ -563,607 +341,18 @@
         <w:pStyle w:val="NormalWeb"/>
         <w:spacing w:before="0" w:beforeAutospacing="0" w:after="0" w:afterAutospacing="0"/>
         <w:rPr>
-          <w:rStyle w:val="Strong"/>
-          <w:rFonts w:ascii="Arial" w:eastAsiaTheme="majorEastAsia" w:hAnsi="Arial" w:cs="Arial"/>
-          <w:sz w:val="22"/>
-          <w:szCs w:val="22"/>
-        </w:rPr>
-      </w:pPr>
-      <w:r>
-        <w:rPr>
-          <w:rStyle w:val="Strong"/>
-          <w:rFonts w:ascii="Arial" w:eastAsiaTheme="majorEastAsia" w:hAnsi="Arial" w:cs="Arial"/>
-          <w:sz w:val="22"/>
-          <w:szCs w:val="22"/>
-        </w:rPr>
-        <w:t>Results</w:t>
-      </w:r>
-    </w:p>
-    <w:p>
-      <w:pPr>
-        <w:pStyle w:val="NormalWeb"/>
-        <w:spacing w:before="0" w:beforeAutospacing="0" w:after="0" w:afterAutospacing="0"/>
-        <w:rPr>
-          <w:rFonts w:ascii="Arial" w:hAnsi="Arial" w:cs="Arial"/>
-          <w:sz w:val="22"/>
-          <w:szCs w:val="22"/>
-        </w:rPr>
-      </w:pPr>
-      <w:r>
-        <w:rPr>
-          <w:rFonts w:ascii="Arial" w:hAnsi="Arial" w:cs="Arial"/>
-          <w:sz w:val="22"/>
-          <w:szCs w:val="22"/>
-        </w:rPr>
-        <w:t>Preliminary findings show that the model captures characteristic texture patterns associated with multifocal morphology and recurrence risk.</w:t>
-      </w:r>
-    </w:p>
-    <w:p>
-      <w:pPr>
-        <w:pStyle w:val="NormalWeb"/>
-        <w:spacing w:before="0" w:beforeAutospacing="0" w:after="0" w:afterAutospacing="0"/>
-        <w:rPr>
-          <w:rStyle w:val="Strong"/>
-          <w:rFonts w:ascii="Arial" w:eastAsiaTheme="majorEastAsia" w:hAnsi="Arial" w:cs="Arial"/>
-          <w:sz w:val="22"/>
-          <w:szCs w:val="22"/>
-        </w:rPr>
-      </w:pPr>
-      <w:r>
-        <w:rPr>
-          <w:rStyle w:val="Strong"/>
-          <w:rFonts w:ascii="Arial" w:eastAsiaTheme="majorEastAsia" w:hAnsi="Arial" w:cs="Arial"/>
-          <w:sz w:val="22"/>
-          <w:szCs w:val="22"/>
-        </w:rPr>
-        <w:t>Conclusion</w:t>
-      </w:r>
-    </w:p>
-    <w:p>
-      <w:pPr>
-        <w:pStyle w:val="NormalWeb"/>
-        <w:spacing w:before="0" w:beforeAutospacing="0" w:after="0" w:afterAutospacing="0"/>
-        <w:rPr>
-          <w:rFonts w:ascii="Arial" w:hAnsi="Arial" w:cs="Arial"/>
-          <w:sz w:val="22"/>
-          <w:szCs w:val="22"/>
-        </w:rPr>
-      </w:pPr>
-      <w:r>
-        <w:rPr>
-          <w:rFonts w:ascii="Arial" w:hAnsi="Arial" w:cs="Arial"/>
-          <w:sz w:val="22"/>
-          <w:szCs w:val="22"/>
-        </w:rPr>
-        <w:t>This framework demonstrates the potential of deep learning to identify multifocal recurrence in GBM and to provide interpretable imaging biomarkers that could guide patient monitoring and personalized treatment strategies.</w:t>
-      </w:r>
-    </w:p>
-    <w:p>
-      <w:pPr>
-        <w:rPr>
-          <w:rFonts w:ascii="Arial" w:hAnsi="Arial" w:cs="Arial"/>
-          <w:sz w:val="22"/>
-          <w:szCs w:val="22"/>
-        </w:rPr>
-      </w:pPr>
-    </w:p>
-    <w:p>
-      <w:pPr>
-        <w:rPr>
-          <w:rFonts w:ascii="Arial" w:hAnsi="Arial" w:cs="Arial"/>
-          <w:b/>
-          <w:bCs/>
-          <w:sz w:val="22"/>
-          <w:szCs w:val="22"/>
-        </w:rPr>
-      </w:pPr>
-      <w:r>
-        <w:rPr>
-          <w:rFonts w:ascii="Arial" w:hAnsi="Arial" w:cs="Arial"/>
-          <w:b/>
-          <w:bCs/>
-          <w:sz w:val="22"/>
-          <w:szCs w:val="22"/>
-        </w:rPr>
-        <w:t>Reference</w:t>
-      </w:r>
-    </w:p>
-    <w:p>
-      <w:pPr>
-        <w:pStyle w:val="Heading2"/>
-        <w:rPr>
-          <w:rFonts w:ascii="Arial" w:hAnsi="Arial" w:cs="Arial"/>
-          <w:sz w:val="22"/>
-          <w:szCs w:val="22"/>
-        </w:rPr>
-      </w:pPr>
-      <w:r>
-        <w:rPr>
-          <w:rFonts w:ascii="Arial" w:hAnsi="Arial" w:cs="Arial"/>
-          <w:color w:val="2A2A2A"/>
-          <w:sz w:val="22"/>
-          <w:szCs w:val="22"/>
-          <w:shd w:val="clear" w:color="auto" w:fill="FFFFFF"/>
-        </w:rPr>
-        <w:t>[1</w:t>
-      </w:r>
-      <w:r>
-        <w:rPr>
-          <w:rFonts w:ascii="Arial" w:hAnsi="Arial" w:cs="Arial"/>
-          <w:color w:val="2A2A2A"/>
-          <w:sz w:val="22"/>
-          <w:szCs w:val="22"/>
-          <w:shd w:val="clear" w:color="auto" w:fill="FFFFFF"/>
-        </w:rPr>
-        <w:t>]</w:t>
-      </w:r>
-      <w:r>
-        <w:rPr>
-          <w:rFonts w:ascii="Arial" w:hAnsi="Arial" w:cs="Arial"/>
-          <w:color w:val="2A2A2A"/>
-          <w:sz w:val="22"/>
-          <w:szCs w:val="22"/>
-          <w:shd w:val="clear" w:color="auto" w:fill="FFFFFF"/>
-        </w:rPr>
-        <w:t xml:space="preserve"> Quinn T Ostrom, Gino Cioffi, Kristin Waite, Carol Kruchko, Jill S Barnholtz-Sloan, CBTRUS Statistical Report: Primary Brain and Other Central Nervous System Tumors Diagnosed in the United States in 2014–2018, </w:t>
-      </w:r>
-      <w:r>
-        <w:rPr>
-          <w:rStyle w:val="Emphasis"/>
-          <w:rFonts w:ascii="Arial" w:hAnsi="Arial" w:cs="Arial"/>
-          <w:color w:val="2A2A2A"/>
-          <w:sz w:val="22"/>
-          <w:szCs w:val="22"/>
-          <w:bdr w:val="none" w:sz="0" w:space="0" w:color="auto" w:frame="1"/>
-          <w:shd w:val="clear" w:color="auto" w:fill="FFFFFF"/>
-        </w:rPr>
-        <w:t>Neuro-Oncology</w:t>
-      </w:r>
-      <w:r>
-        <w:rPr>
-          <w:rFonts w:ascii="Arial" w:hAnsi="Arial" w:cs="Arial"/>
-          <w:color w:val="2A2A2A"/>
-          <w:sz w:val="22"/>
-          <w:szCs w:val="22"/>
-          <w:shd w:val="clear" w:color="auto" w:fill="FFFFFF"/>
-        </w:rPr>
-        <w:t>, Volume 23, Issue Supplement_3, October 2021, Pages iii1–iii105, </w:t>
-      </w:r>
-      <w:hyperlink r:id="rId5" w:history="1">
-        <w:r>
-          <w:rPr>
-            <w:rStyle w:val="Hyperlink"/>
-            <w:rFonts w:ascii="Arial" w:hAnsi="Arial" w:cs="Arial"/>
-            <w:color w:val="006FB7"/>
-            <w:sz w:val="22"/>
-            <w:szCs w:val="22"/>
-            <w:bdr w:val="none" w:sz="0" w:space="0" w:color="auto" w:frame="1"/>
-            <w:shd w:val="clear" w:color="auto" w:fill="FFFFFF"/>
-          </w:rPr>
-          <w:t>https://doi.org/10.1093/neuonc/noab200</w:t>
-        </w:r>
-      </w:hyperlink>
-    </w:p>
-    <w:p>
-      <w:pPr>
-        <w:rPr>
-          <w:rFonts w:ascii="Arial" w:hAnsi="Arial" w:cs="Arial"/>
-          <w:sz w:val="22"/>
-          <w:szCs w:val="22"/>
-        </w:rPr>
-      </w:pPr>
-      <w:r>
-        <w:rPr>
-          <w:rFonts w:ascii="Arial" w:hAnsi="Arial" w:cs="Arial"/>
-          <w:sz w:val="22"/>
-          <w:szCs w:val="22"/>
-        </w:rPr>
-        <w:t xml:space="preserve">[2] Stupp, R., </w:t>
-      </w:r>
-      <w:proofErr w:type="spellStart"/>
-      <w:r>
-        <w:rPr>
-          <w:rFonts w:ascii="Arial" w:hAnsi="Arial" w:cs="Arial"/>
-          <w:sz w:val="22"/>
-          <w:szCs w:val="22"/>
-        </w:rPr>
-        <w:t>Taillibert</w:t>
-      </w:r>
-      <w:proofErr w:type="spellEnd"/>
-      <w:r>
-        <w:rPr>
-          <w:rFonts w:ascii="Arial" w:hAnsi="Arial" w:cs="Arial"/>
-          <w:sz w:val="22"/>
-          <w:szCs w:val="22"/>
-        </w:rPr>
-        <w:t>, S., Kanner, A., Read, W., Steinberg, D. M., Lhermitte, B., ... &amp; Ram, Z. (2017). Effect of tumor-treating fields plus maintenance temozolomide vs maintenance temozolomide alone on survival in patients with glioblastoma: a randomized clinical trial. Jama, 318(23), 2306-2316.</w:t>
-      </w:r>
-    </w:p>
-    <w:p>
-      <w:pPr>
-        <w:rPr>
-          <w:rFonts w:ascii="Arial" w:hAnsi="Arial" w:cs="Arial"/>
-          <w:sz w:val="22"/>
-          <w:szCs w:val="22"/>
-        </w:rPr>
-      </w:pPr>
-      <w:r>
-        <w:rPr>
-          <w:rFonts w:ascii="Arial" w:hAnsi="Arial" w:cs="Arial"/>
-          <w:sz w:val="22"/>
-          <w:szCs w:val="22"/>
-        </w:rPr>
-        <w:lastRenderedPageBreak/>
-        <w:t xml:space="preserve">[3] </w:t>
-      </w:r>
-      <w:r>
-        <w:rPr>
-          <w:rFonts w:ascii="Arial" w:hAnsi="Arial" w:cs="Arial"/>
-          <w:color w:val="1B1B1B"/>
-          <w:sz w:val="22"/>
-          <w:szCs w:val="22"/>
-          <w:shd w:val="clear" w:color="auto" w:fill="FFFFFF"/>
-        </w:rPr>
-        <w:t xml:space="preserve">Baro, V., Cerretti, G., </w:t>
-      </w:r>
-      <w:proofErr w:type="spellStart"/>
-      <w:r>
-        <w:rPr>
-          <w:rFonts w:ascii="Arial" w:hAnsi="Arial" w:cs="Arial"/>
-          <w:color w:val="1B1B1B"/>
-          <w:sz w:val="22"/>
-          <w:szCs w:val="22"/>
-          <w:shd w:val="clear" w:color="auto" w:fill="FFFFFF"/>
-        </w:rPr>
-        <w:t>Todoverto</w:t>
-      </w:r>
-      <w:proofErr w:type="spellEnd"/>
-      <w:r>
-        <w:rPr>
-          <w:rFonts w:ascii="Arial" w:hAnsi="Arial" w:cs="Arial"/>
-          <w:color w:val="1B1B1B"/>
-          <w:sz w:val="22"/>
-          <w:szCs w:val="22"/>
-          <w:shd w:val="clear" w:color="auto" w:fill="FFFFFF"/>
-        </w:rPr>
-        <w:t xml:space="preserve">, M., Della Puppa, A., Chioffi, F., </w:t>
-      </w:r>
-      <w:proofErr w:type="spellStart"/>
-      <w:r>
-        <w:rPr>
-          <w:rFonts w:ascii="Arial" w:hAnsi="Arial" w:cs="Arial"/>
-          <w:color w:val="1B1B1B"/>
-          <w:sz w:val="22"/>
-          <w:szCs w:val="22"/>
-          <w:shd w:val="clear" w:color="auto" w:fill="FFFFFF"/>
-        </w:rPr>
-        <w:t>Volpin</w:t>
-      </w:r>
-      <w:proofErr w:type="spellEnd"/>
-      <w:r>
-        <w:rPr>
-          <w:rFonts w:ascii="Arial" w:hAnsi="Arial" w:cs="Arial"/>
-          <w:color w:val="1B1B1B"/>
-          <w:sz w:val="22"/>
-          <w:szCs w:val="22"/>
-          <w:shd w:val="clear" w:color="auto" w:fill="FFFFFF"/>
-        </w:rPr>
-        <w:t xml:space="preserve">, F., Causin, F., Busato, F., Fiduccia, P., Landi, A., </w:t>
-      </w:r>
-      <w:proofErr w:type="spellStart"/>
-      <w:r>
-        <w:rPr>
-          <w:rFonts w:ascii="Arial" w:hAnsi="Arial" w:cs="Arial"/>
-          <w:color w:val="1B1B1B"/>
-          <w:sz w:val="22"/>
-          <w:szCs w:val="22"/>
-          <w:shd w:val="clear" w:color="auto" w:fill="FFFFFF"/>
-        </w:rPr>
-        <w:t>d'Avella</w:t>
-      </w:r>
-      <w:proofErr w:type="spellEnd"/>
-      <w:r>
-        <w:rPr>
-          <w:rFonts w:ascii="Arial" w:hAnsi="Arial" w:cs="Arial"/>
-          <w:color w:val="1B1B1B"/>
-          <w:sz w:val="22"/>
-          <w:szCs w:val="22"/>
-          <w:shd w:val="clear" w:color="auto" w:fill="FFFFFF"/>
-        </w:rPr>
-        <w:t xml:space="preserve">, D., </w:t>
-      </w:r>
-      <w:proofErr w:type="spellStart"/>
-      <w:r>
-        <w:rPr>
-          <w:rFonts w:ascii="Arial" w:hAnsi="Arial" w:cs="Arial"/>
-          <w:color w:val="1B1B1B"/>
-          <w:sz w:val="22"/>
-          <w:szCs w:val="22"/>
-          <w:shd w:val="clear" w:color="auto" w:fill="FFFFFF"/>
-        </w:rPr>
-        <w:t>Zagonel</w:t>
-      </w:r>
-      <w:proofErr w:type="spellEnd"/>
-      <w:r>
-        <w:rPr>
-          <w:rFonts w:ascii="Arial" w:hAnsi="Arial" w:cs="Arial"/>
-          <w:color w:val="1B1B1B"/>
-          <w:sz w:val="22"/>
-          <w:szCs w:val="22"/>
-          <w:shd w:val="clear" w:color="auto" w:fill="FFFFFF"/>
-        </w:rPr>
-        <w:t>, V., Denaro, L., &amp; Lombardi, G. (2022). Newly Diagnosed Multifocal GBM: A Monocentric Experience and Literature Review. </w:t>
-      </w:r>
-      <w:r>
-        <w:rPr>
-          <w:rFonts w:ascii="Arial" w:hAnsi="Arial" w:cs="Arial"/>
-          <w:i/>
-          <w:iCs/>
-          <w:color w:val="1B1B1B"/>
-          <w:sz w:val="22"/>
-          <w:szCs w:val="22"/>
-          <w:shd w:val="clear" w:color="auto" w:fill="FFFFFF"/>
-        </w:rPr>
-        <w:t>Current oncology (Toronto, Ont.)</w:t>
-      </w:r>
-      <w:r>
-        <w:rPr>
-          <w:rFonts w:ascii="Arial" w:hAnsi="Arial" w:cs="Arial"/>
-          <w:color w:val="1B1B1B"/>
-          <w:sz w:val="22"/>
-          <w:szCs w:val="22"/>
-          <w:shd w:val="clear" w:color="auto" w:fill="FFFFFF"/>
-        </w:rPr>
-        <w:t>, </w:t>
-      </w:r>
-      <w:r>
-        <w:rPr>
-          <w:rFonts w:ascii="Arial" w:hAnsi="Arial" w:cs="Arial"/>
-          <w:i/>
-          <w:iCs/>
-          <w:color w:val="1B1B1B"/>
-          <w:sz w:val="22"/>
-          <w:szCs w:val="22"/>
-          <w:shd w:val="clear" w:color="auto" w:fill="FFFFFF"/>
-        </w:rPr>
-        <w:t>29</w:t>
-      </w:r>
-      <w:r>
-        <w:rPr>
-          <w:rFonts w:ascii="Arial" w:hAnsi="Arial" w:cs="Arial"/>
-          <w:color w:val="1B1B1B"/>
-          <w:sz w:val="22"/>
-          <w:szCs w:val="22"/>
-          <w:shd w:val="clear" w:color="auto" w:fill="FFFFFF"/>
-        </w:rPr>
-        <w:t>(5), 3472–3488. https://doi.org/10.3390/curroncol29050280</w:t>
-      </w:r>
-    </w:p>
-    <w:p>
-      <w:r>
-        <w:rPr>
-          <w:rFonts w:ascii="Arial" w:hAnsi="Arial" w:cs="Arial"/>
-          <w:sz w:val="22"/>
-          <w:szCs w:val="22"/>
-        </w:rPr>
-        <w:t>[4</w:t>
-      </w:r>
-      <w:proofErr w:type="gramStart"/>
-      <w:r>
-        <w:rPr>
-          <w:rFonts w:ascii="Arial" w:hAnsi="Arial" w:cs="Arial"/>
-          <w:sz w:val="22"/>
-          <w:szCs w:val="22"/>
-        </w:rPr>
-        <w:t>]</w:t>
-      </w:r>
-      <w:r>
-        <w:t xml:space="preserve"> </w:t>
-      </w:r>
-      <w:r>
-        <w:t xml:space="preserve"> </w:t>
-      </w:r>
-      <w:r>
-        <w:rPr>
-          <w:rFonts w:ascii="Arial" w:hAnsi="Arial" w:cs="Arial"/>
-          <w:sz w:val="22"/>
-          <w:szCs w:val="22"/>
-        </w:rPr>
-        <w:t>Farhat</w:t>
-      </w:r>
-      <w:proofErr w:type="gramEnd"/>
-      <w:r>
-        <w:rPr>
-          <w:rFonts w:ascii="Arial" w:hAnsi="Arial" w:cs="Arial"/>
-          <w:sz w:val="22"/>
-          <w:szCs w:val="22"/>
-        </w:rPr>
-        <w:t xml:space="preserve"> M, Fuller GN, </w:t>
-      </w:r>
-      <w:proofErr w:type="spellStart"/>
-      <w:r>
-        <w:rPr>
-          <w:rFonts w:ascii="Arial" w:hAnsi="Arial" w:cs="Arial"/>
-          <w:sz w:val="22"/>
-          <w:szCs w:val="22"/>
-        </w:rPr>
-        <w:t>Wintermark</w:t>
-      </w:r>
-      <w:proofErr w:type="spellEnd"/>
-      <w:r>
-        <w:rPr>
-          <w:rFonts w:ascii="Arial" w:hAnsi="Arial" w:cs="Arial"/>
-          <w:sz w:val="22"/>
-          <w:szCs w:val="22"/>
-        </w:rPr>
-        <w:t xml:space="preserve"> M, Chung C, Kumar VA, Chen M. Multifocal and multicentric glioblastoma: Imaging signature, molecular characterization, patterns of spread, and treatment. </w:t>
-      </w:r>
-      <w:r>
-        <w:rPr>
-          <w:rFonts w:ascii="Arial" w:hAnsi="Arial" w:cs="Arial"/>
-          <w:i/>
-          <w:iCs/>
-          <w:sz w:val="22"/>
-          <w:szCs w:val="22"/>
-        </w:rPr>
-        <w:t>The Neuroradiology Journal</w:t>
-      </w:r>
-      <w:r>
-        <w:rPr>
-          <w:rFonts w:ascii="Arial" w:hAnsi="Arial" w:cs="Arial"/>
-          <w:sz w:val="22"/>
-          <w:szCs w:val="22"/>
-        </w:rPr>
-        <w:t>. 2023;0(0). doi:</w:t>
-      </w:r>
-      <w:hyperlink r:id="rId6" w:history="1">
-        <w:r>
-          <w:rPr>
-            <w:rStyle w:val="Hyperlink"/>
-            <w:rFonts w:ascii="Arial" w:hAnsi="Arial" w:cs="Arial"/>
-            <w:sz w:val="22"/>
-            <w:szCs w:val="22"/>
-          </w:rPr>
-          <w:t>10.1177/19714009231193162</w:t>
-        </w:r>
-      </w:hyperlink>
-    </w:p>
-    <w:p>
-      <w:pPr>
-        <w:rPr>
-          <w:rFonts w:ascii="Arial" w:hAnsi="Arial" w:cs="Arial"/>
-          <w:sz w:val="22"/>
-          <w:szCs w:val="22"/>
-        </w:rPr>
-      </w:pPr>
-      <w:r>
-        <w:rPr>
-          <w:rFonts w:ascii="Arial" w:hAnsi="Arial" w:cs="Arial"/>
-          <w:sz w:val="22"/>
-          <w:szCs w:val="22"/>
-        </w:rPr>
-        <w:t xml:space="preserve">[5] </w:t>
-      </w:r>
-      <w:r>
-        <w:rPr>
-          <w:rFonts w:ascii="Arial" w:hAnsi="Arial" w:cs="Arial"/>
-          <w:sz w:val="22"/>
-          <w:szCs w:val="22"/>
-        </w:rPr>
-        <w:t>J. Pérez-Beteta, D. Molina</w:t>
-      </w:r>
-      <w:r>
-        <w:rPr>
-          <w:rFonts w:ascii="Arial" w:hAnsi="Arial" w:cs="Arial"/>
-          <w:sz w:val="22"/>
-          <w:szCs w:val="22"/>
-        </w:rPr>
-        <w:t xml:space="preserve"> </w:t>
-      </w:r>
-      <w:r>
-        <w:rPr>
-          <w:rFonts w:ascii="Arial" w:hAnsi="Arial" w:cs="Arial"/>
-          <w:sz w:val="22"/>
-          <w:szCs w:val="22"/>
-        </w:rPr>
-        <w:t>García, M. Villena, M.J. Rodríguez, C. Velásquez, J. Martino, B. Meléndez</w:t>
-      </w:r>
-      <w:r>
-        <w:rPr>
-          <w:rFonts w:ascii="Arial" w:hAnsi="Arial" w:cs="Arial"/>
-          <w:sz w:val="22"/>
-          <w:szCs w:val="22"/>
-        </w:rPr>
-        <w:t>-</w:t>
-      </w:r>
-      <w:r>
-        <w:rPr>
-          <w:rFonts w:ascii="Arial" w:hAnsi="Arial" w:cs="Arial"/>
-          <w:sz w:val="22"/>
-          <w:szCs w:val="22"/>
-        </w:rPr>
-        <w:t>Asensio, Á. Rodríguez de Lope, R. Morcillo, J.M. Sepúlveda, A. Hernández-Laín, A. Ramos, J.A. Barcia, P.C. Lara, D. Albillo, A. Revert, E. Arana, V.M. Pérez-García</w:t>
-      </w:r>
-      <w:r>
-        <w:rPr>
-          <w:rFonts w:ascii="Arial" w:hAnsi="Arial" w:cs="Arial"/>
-          <w:sz w:val="22"/>
-          <w:szCs w:val="22"/>
-        </w:rPr>
-        <w:t xml:space="preserve"> </w:t>
-      </w:r>
-      <w:r>
-        <w:rPr>
-          <w:rFonts w:ascii="Arial" w:hAnsi="Arial" w:cs="Arial"/>
-          <w:sz w:val="22"/>
-          <w:szCs w:val="22"/>
-        </w:rPr>
-        <w:t>Morphologic Features on MR Imaging Classify Multifocal Glioblastomas in Different Prognostic Groups</w:t>
-      </w:r>
-      <w:r>
-        <w:rPr>
-          <w:rFonts w:ascii="Arial" w:hAnsi="Arial" w:cs="Arial"/>
-          <w:sz w:val="22"/>
-          <w:szCs w:val="22"/>
-        </w:rPr>
-        <w:t xml:space="preserve"> </w:t>
-      </w:r>
-      <w:r>
-        <w:rPr>
-          <w:rFonts w:ascii="Arial" w:hAnsi="Arial" w:cs="Arial"/>
-          <w:sz w:val="22"/>
-          <w:szCs w:val="22"/>
-        </w:rPr>
-        <w:t>American Journal of Neuroradiology Mar 2019, DOI: 10.3174/ajnr.A6019</w:t>
-      </w:r>
-    </w:p>
-    <w:p>
-      <w:pPr>
-        <w:rPr>
-          <w:rFonts w:ascii="Arial" w:hAnsi="Arial" w:cs="Arial"/>
-          <w:sz w:val="22"/>
-          <w:szCs w:val="22"/>
-        </w:rPr>
-      </w:pPr>
-      <w:r>
-        <w:rPr>
-          <w:rFonts w:ascii="Arial" w:hAnsi="Arial" w:cs="Arial"/>
-          <w:sz w:val="22"/>
-          <w:szCs w:val="22"/>
-        </w:rPr>
-        <w:t xml:space="preserve">[6] </w:t>
-      </w:r>
-      <w:r>
-        <w:rPr>
-          <w:rFonts w:ascii="Arial" w:hAnsi="Arial" w:cs="Arial"/>
-          <w:color w:val="202020"/>
-          <w:sz w:val="22"/>
-          <w:szCs w:val="22"/>
-          <w:shd w:val="clear" w:color="auto" w:fill="FFFFFF"/>
-        </w:rPr>
-        <w:t xml:space="preserve">Eidel O, Burth S, Neumann J-O, Kieslich PJ, Sahm F, Jungk C, et al. (2017) Tumor Infiltration in Enhancing and Non-Enhancing Parts of Glioblastoma: A Correlation with Histopathology. </w:t>
-      </w:r>
-      <w:proofErr w:type="spellStart"/>
-      <w:r>
-        <w:rPr>
-          <w:rFonts w:ascii="Arial" w:hAnsi="Arial" w:cs="Arial"/>
-          <w:color w:val="202020"/>
-          <w:sz w:val="22"/>
-          <w:szCs w:val="22"/>
-          <w:shd w:val="clear" w:color="auto" w:fill="FFFFFF"/>
-        </w:rPr>
-        <w:t>PLoS</w:t>
-      </w:r>
-      <w:proofErr w:type="spellEnd"/>
-      <w:r>
-        <w:rPr>
-          <w:rFonts w:ascii="Arial" w:hAnsi="Arial" w:cs="Arial"/>
-          <w:color w:val="202020"/>
-          <w:sz w:val="22"/>
-          <w:szCs w:val="22"/>
-          <w:shd w:val="clear" w:color="auto" w:fill="FFFFFF"/>
-        </w:rPr>
-        <w:t xml:space="preserve"> ONE 12(1): e0169292. https://doi.org/10.1371/journal.pone.0169292</w:t>
+          <w:rFonts w:ascii="Arial" w:hAnsi="Arial" w:cs="Arial"/>
+          <w:sz w:val="20"/>
+          <w:szCs w:val="20"/>
+        </w:rPr>
+      </w:pPr>
+      <w:r>
+        <w:rPr>
+          <w:rFonts w:ascii="Arial" w:hAnsi="Arial" w:cs="Arial"/>
+          <w:sz w:val="20"/>
+          <w:szCs w:val="20"/>
+        </w:rPr>
+        <w:t>Our results demonstrate the feasibility of using deep-learning–derived imaging biomarkers to predict multifocal recurrence in GBM. This interpretable framework could enhance risk stratification, guide post-operative surveillance, and support personalized therapeutic planning for patients with high-grade glioma.</w:t>
       </w:r>
     </w:p>
     <w:sectPr>
